--- a/data/ai_paras/AI_para_67.docx
+++ b/data/ai_paras/AI_para_67.docx
@@ -4,7 +4,7 @@
   <w:body>
     <w:p>
       <w:r>
-        <w:t>The journey to becoming a drug abuse counselor is deeply intertwined with personal experiences of addiction and recovery. Growing up in an environment where substance abuse was prevalent, I witnessed firsthand the impact it had on family dynamics and communication, which often felt dysfunctional and strained (Ref-f710657). These early experiences left a profound imprint, shaping my understanding of addiction as both a personal and familial struggle. During my own battle with substance abuse, the turning point came when I encountered dedicated counselors who offered unwavering support and guidance. Their compassion and commitment inspired my decision to pursue a path where I could provide similar support to others navigating the complexities of addiction recovery.</w:t>
+        <w:t>The motivation to become a drug abuse counselor is deeply rooted in my personal recovery journey and a profound desire to assist others facing similar adversities. Experiencing firsthand the transformative power of effective counseling, I am compelled to provide the same level of support that was pivotal in my own healing. The realization that my struggles could serve as a beacon of hope for others became a driving force in my pursuit of this career. I am particularly motivated by the knowledge that sharing personal experiences can foster a unique connection with clients, enabling a more empathic and effective counseling process (Ref-u837486). This shared understanding not only aids in building trust but also empowers individuals to confront their own challenges with the assurance that recovery is attainable.</w:t>
       </w:r>
     </w:p>
     <w:sectPr>
